--- a/public/downloads/pre-screening-call-script.docx
+++ b/public/downloads/pre-screening-call-script.docx
@@ -20,7 +20,7 @@
           <w:sz w:val="18"/>
           <w:szCs w:val="18"/>
         </w:rPr>
-        <w:t xml:space="preserve">Bond Health template · bondtrials.com/templates/pre-screening-call-script · Last updated 2026-09-21</w:t>
+        <w:t xml:space="preserve">Bond Health template · bondtrials.com/templates/pre-screening-call-script · Last updated 2026-10-05</w:t>
       </w:r>
     </w:p>
     <w:p>
@@ -2313,7 +2313,7 @@
         <w:spacing w:after="120"/>
       </w:pPr>
       <w:r>
-        <w:t xml:space="preserve">Bond Health's Engage stage runs this kind of call with voice and SMS agents. Scripts are configured per site and study, patients are told AI assistance is used and can ask for a human callback at any time, calls can be escalated to a coordinator, and visits can be booked on the site's calendar. IRB review of the script stays with the site.</w:t>
+        <w:t xml:space="preserve">Bond Health's Engage stage runs this kind of call with voice and SMS agents. Scripts are configured per site and study, patients are told AI assistance is used and can reach a person at any time through a live transfer to a coordinator or a human callback, whichever the site prefers, calls can be escalated to a coordinator, and visits can be booked on the site's calendar. IRB review of the script stays with the site.</w:t>
       </w:r>
     </w:p>
     <w:p>
@@ -2583,6 +2583,18 @@
           <w:szCs w:val="18"/>
         </w:rPr>
         <w:t xml:space="preserve">21. Bond Health: platform overview, FAQ and pricing. Bond Health, 2026. https://bondtrials.com</w:t>
+      </w:r>
+    </w:p>
+    <w:p>
+      <w:pPr>
+        <w:spacing w:after="60"/>
+      </w:pPr>
+      <w:r>
+        <w:rPr>
+          <w:sz w:val="18"/>
+          <w:szCs w:val="18"/>
+        </w:rPr>
+        <w:t xml:space="preserve">22. Bond Health product information. Bond Health, 2026. https://bondtrials.com</w:t>
       </w:r>
     </w:p>
     <w:p>

--- a/public/downloads/pre-screening-call-script.docx
+++ b/public/downloads/pre-screening-call-script.docx
@@ -20,7 +20,7 @@
           <w:sz w:val="18"/>
           <w:szCs w:val="18"/>
         </w:rPr>
-        <w:t xml:space="preserve">Bond Health template · bondtrials.com/templates/pre-screening-call-script · Last updated 2026-10-05</w:t>
+        <w:t xml:space="preserve">Bond Health template · bondtrials.com/templates/pre-screening-call-script · Last updated 2026-10-23</w:t>
       </w:r>
     </w:p>
     <w:p>
@@ -222,7 +222,7 @@
     </w:p>
     <w:tbl>
       <w:tblPr>
-        <w:tblW w:type="pct" w:w="100%"/>
+        <w:tblW w:type="pct" w:w="5000"/>
         <w:tblBorders>
           <w:top w:val="single" w:color="auto" w:sz="4"/>
           <w:left w:val="single" w:color="auto" w:sz="4"/>
@@ -233,9 +233,9 @@
         </w:tblBorders>
       </w:tblPr>
       <w:tblGrid>
-        <w:gridCol w:w="100"/>
-        <w:gridCol w:w="100"/>
-        <w:gridCol w:w="100"/>
+        <w:gridCol w:w="3009"/>
+        <w:gridCol w:w="3009"/>
+        <w:gridCol w:w="3009"/>
       </w:tblGrid>
       <w:tr>
         <w:trPr>
@@ -803,7 +803,7 @@
     </w:p>
     <w:tbl>
       <w:tblPr>
-        <w:tblW w:type="pct" w:w="100%"/>
+        <w:tblW w:type="pct" w:w="5000"/>
         <w:tblBorders>
           <w:top w:val="single" w:color="auto" w:sz="4"/>
           <w:left w:val="single" w:color="auto" w:sz="4"/>
@@ -814,8 +814,8 @@
         </w:tblBorders>
       </w:tblPr>
       <w:tblGrid>
-        <w:gridCol w:w="100"/>
-        <w:gridCol w:w="100"/>
+        <w:gridCol w:w="4513"/>
+        <w:gridCol w:w="4513"/>
       </w:tblGrid>
       <w:tr>
         <w:trPr>
@@ -1369,7 +1369,7 @@
     </w:p>
     <w:tbl>
       <w:tblPr>
-        <w:tblW w:type="pct" w:w="100%"/>
+        <w:tblW w:type="pct" w:w="5000"/>
         <w:tblBorders>
           <w:top w:val="single" w:color="auto" w:sz="4"/>
           <w:left w:val="single" w:color="auto" w:sz="4"/>
@@ -1380,9 +1380,9 @@
         </w:tblBorders>
       </w:tblPr>
       <w:tblGrid>
-        <w:gridCol w:w="100"/>
-        <w:gridCol w:w="100"/>
-        <w:gridCol w:w="100"/>
+        <w:gridCol w:w="3009"/>
+        <w:gridCol w:w="3009"/>
+        <w:gridCol w:w="3009"/>
       </w:tblGrid>
       <w:tr>
         <w:trPr>
@@ -1886,7 +1886,7 @@
     </w:p>
     <w:tbl>
       <w:tblPr>
-        <w:tblW w:type="pct" w:w="100%"/>
+        <w:tblW w:type="pct" w:w="5000"/>
         <w:tblBorders>
           <w:top w:val="single" w:color="auto" w:sz="4"/>
           <w:left w:val="single" w:color="auto" w:sz="4"/>
@@ -1897,9 +1897,9 @@
         </w:tblBorders>
       </w:tblPr>
       <w:tblGrid>
-        <w:gridCol w:w="100"/>
-        <w:gridCol w:w="100"/>
-        <w:gridCol w:w="100"/>
+        <w:gridCol w:w="3009"/>
+        <w:gridCol w:w="3009"/>
+        <w:gridCol w:w="3009"/>
       </w:tblGrid>
       <w:tr>
         <w:trPr>
@@ -2288,7 +2288,7 @@
         <w:t xml:space="preserve">AI disclosure rules: </w:t>
       </w:r>
       <w:r>
-        <w:t xml:space="preserve">The FCC ruled in February 2024 that AI-generated voices count as artificial voices under the TCPA, so those calls need prior express consent unless an exemption applies. An FCC proposal from August 2024 to require disclosure of AI-generated calls had not been finalized as of September 2026. California's AB 3030, in effect since January 1, 2025, requires health facilities, clinics and physician practices that use generative AI for patient communications about clinical information to give a disclaimer and instructions for reaching a human, spoken at the start and end of audio interactions, unless a licensed provider reviews the communication. Scheduling and other administrative messages are excluded. Texas's HB 149, in effect since January 1, 2026, requires providers that use AI in relation to health care services to disclose it to the patient. Have counsel confirm which rules apply.</w:t>
+        <w:t xml:space="preserve">The FCC ruled in February 2024 that AI-generated voices count as artificial voices under the TCPA, so those calls need prior express consent unless an exemption applies. An FCC proposal from August 2024 to require disclosure of AI-generated calls had not been finalized as of October 2026. California's AB 3030, in effect since January 1, 2025, requires health facilities, clinics and physician practices that use generative AI for patient communications about clinical information to give a disclaimer and instructions for reaching a human, spoken at the start and end of audio interactions, unless a licensed provider reviews the communication. Scheduling and other administrative messages are excluded. Texas's HB 149, in effect since January 1, 2026, requires providers that use AI in relation to health care services to disclose it to the patient. Have counsel confirm which rules apply.</w:t>
       </w:r>
     </w:p>
     <w:p>
@@ -2623,10 +2623,6 @@
 </w:document>
 </file>
 
-<file path=word/comments.xml><?xml version="1.0" encoding="utf-8"?>
-<w:comments xmlns:cx="http://schemas.microsoft.com/office/drawing/2014/chartex" xmlns:cx1="http://schemas.microsoft.com/office/drawing/2015/9/8/chartex" xmlns:cx2="http://schemas.microsoft.com/office/drawing/2015/10/21/chartex" xmlns:cx3="http://schemas.microsoft.com/office/drawing/2016/5/9/chartex" xmlns:cx4="http://schemas.microsoft.com/office/drawing/2016/5/10/chartex" xmlns:cx5="http://schemas.microsoft.com/office/drawing/2016/5/11/chartex" xmlns:cx6="http://schemas.microsoft.com/office/drawing/2016/5/12/chartex" xmlns:cx7="http://schemas.microsoft.com/office/drawing/2016/5/13/chartex" xmlns:cx8="http://schemas.microsoft.com/office/drawing/2016/5/14/chartex" xmlns:mc="http://schemas.openxmlformats.org/markup-compatibility/2006" xmlns:aink="http://schemas.microsoft.com/office/drawing/2016/ink" xmlns:am3d="http://schemas.microsoft.com/office/drawing/2017/model3d" xmlns:o="urn:schemas-microsoft-com:office:office" xmlns:r="http://schemas.openxmlformats.org/officeDocument/2006/relationships" xmlns:m="http://schemas.openxmlformats.org/officeDocument/2006/math" xmlns:v="urn:schemas-microsoft-com:vml" xmlns:wp14="http://schemas.microsoft.com/office/word/2010/wordprocessingDrawing" xmlns:wp="http://schemas.openxmlformats.org/drawingml/2006/wordprocessingDrawing" xmlns:w10="urn:schemas-microsoft-com:office:word" xmlns:w="http://schemas.openxmlformats.org/wordprocessingml/2006/main" xmlns:w14="http://schemas.microsoft.com/office/word/2010/wordml" xmlns:w15="http://schemas.microsoft.com/office/word/2012/wordml" xmlns:w16cex="http://schemas.microsoft.com/office/word/2018/wordml/cex" xmlns:w16cid="http://schemas.microsoft.com/office/word/2016/wordml/cid" xmlns:w16="http://schemas.microsoft.com/office/word/2018/wordml" xmlns:w16sdtdh="http://schemas.microsoft.com/office/word/2020/wordml/sdtdatahash" xmlns:w16se="http://schemas.microsoft.com/office/word/2015/wordml/symex" xmlns:wpg="http://schemas.microsoft.com/office/word/2010/wordprocessingGroup" xmlns:wpi="http://schemas.microsoft.com/office/word/2010/wordprocessingInk" xmlns:wne="http://schemas.microsoft.com/office/word/2006/wordml" xmlns:wps="http://schemas.microsoft.com/office/word/2010/wordprocessingShape"/>
-</file>
-
 <file path=word/endnotes.xml><?xml version="1.0" encoding="utf-8"?>
 <w:endnotes xmlns:wpc="http://schemas.microsoft.com/office/word/2010/wordprocessingCanvas" xmlns:mc="http://schemas.openxmlformats.org/markup-compatibility/2006" xmlns:o="urn:schemas-microsoft-com:office:office" xmlns:r="http://schemas.openxmlformats.org/officeDocument/2006/relationships" xmlns:m="http://schemas.openxmlformats.org/officeDocument/2006/math" xmlns:v="urn:schemas-microsoft-com:vml" xmlns:wp14="http://schemas.microsoft.com/office/word/2010/wordprocessingDrawing" xmlns:wp="http://schemas.openxmlformats.org/drawingml/2006/wordprocessingDrawing" xmlns:w10="urn:schemas-microsoft-com:office:word" xmlns:w="http://schemas.openxmlformats.org/wordprocessingml/2006/main" xmlns:w14="http://schemas.microsoft.com/office/word/2010/wordml" xmlns:w15="http://schemas.microsoft.com/office/word/2012/wordml" xmlns:wpg="http://schemas.microsoft.com/office/word/2010/wordprocessingGroup" xmlns:wpi="http://schemas.microsoft.com/office/word/2010/wordprocessingInk" xmlns:wne="http://schemas.microsoft.com/office/word/2006/wordml" xmlns:wps="http://schemas.microsoft.com/office/word/2010/wordprocessingShape" mc:Ignorable="w14 w15 wp14">
   <w:endnote w:type="separator" w:id="-1">
@@ -2705,7 +2701,7 @@
 <w:numbering xmlns:wpc="http://schemas.microsoft.com/office/word/2010/wordprocessingCanvas" xmlns:mc="http://schemas.openxmlformats.org/markup-compatibility/2006" xmlns:o="urn:schemas-microsoft-com:office:office" xmlns:r="http://schemas.openxmlformats.org/officeDocument/2006/relationships" xmlns:m="http://schemas.openxmlformats.org/officeDocument/2006/math" xmlns:v="urn:schemas-microsoft-com:vml" xmlns:wp14="http://schemas.microsoft.com/office/word/2010/wordprocessingDrawing" xmlns:wp="http://schemas.openxmlformats.org/drawingml/2006/wordprocessingDrawing" xmlns:w10="urn:schemas-microsoft-com:office:word" xmlns:w="http://schemas.openxmlformats.org/wordprocessingml/2006/main" xmlns:w14="http://schemas.microsoft.com/office/word/2010/wordml" xmlns:w15="http://schemas.microsoft.com/office/word/2012/wordml" xmlns:wpg="http://schemas.microsoft.com/office/word/2010/wordprocessingGroup" xmlns:wpi="http://schemas.microsoft.com/office/word/2010/wordprocessingInk" xmlns:wne="http://schemas.microsoft.com/office/word/2006/wordml" xmlns:wps="http://schemas.microsoft.com/office/word/2010/wordprocessingShape" mc:Ignorable="w14 w15 wp14">
   <w:abstractNum w:abstractNumId="1" w15:restartNumberingAfterBreak="0">
     <w:multiLevelType w:val="hybridMultilevel"/>
-    <w:lvl w:ilvl="0" w15:tentative="1">
+    <w:lvl w:ilvl="0" w:tentative="1">
       <w:start w:val="1"/>
       <w:numFmt w:val="bullet"/>
       <w:lvlText w:val="●"/>
@@ -2714,7 +2710,7 @@
         <w:ind w:left="720" w:hanging="360"/>
       </w:pPr>
     </w:lvl>
-    <w:lvl w:ilvl="1" w15:tentative="1">
+    <w:lvl w:ilvl="1" w:tentative="1">
       <w:start w:val="1"/>
       <w:numFmt w:val="bullet"/>
       <w:lvlText w:val="○"/>
@@ -2723,7 +2719,7 @@
         <w:ind w:left="1440" w:hanging="360"/>
       </w:pPr>
     </w:lvl>
-    <w:lvl w:ilvl="2" w15:tentative="1">
+    <w:lvl w:ilvl="2" w:tentative="1">
       <w:start w:val="1"/>
       <w:numFmt w:val="bullet"/>
       <w:lvlText w:val="■"/>
@@ -2732,7 +2728,7 @@
         <w:ind w:left="2160" w:hanging="360"/>
       </w:pPr>
     </w:lvl>
-    <w:lvl w:ilvl="3" w15:tentative="1">
+    <w:lvl w:ilvl="3" w:tentative="1">
       <w:start w:val="1"/>
       <w:numFmt w:val="bullet"/>
       <w:lvlText w:val="●"/>
@@ -2741,7 +2737,7 @@
         <w:ind w:left="2880" w:hanging="360"/>
       </w:pPr>
     </w:lvl>
-    <w:lvl w:ilvl="4" w15:tentative="1">
+    <w:lvl w:ilvl="4" w:tentative="1">
       <w:start w:val="1"/>
       <w:numFmt w:val="bullet"/>
       <w:lvlText w:val="○"/>
@@ -2750,7 +2746,7 @@
         <w:ind w:left="3600" w:hanging="360"/>
       </w:pPr>
     </w:lvl>
-    <w:lvl w:ilvl="5" w15:tentative="1">
+    <w:lvl w:ilvl="5" w:tentative="1">
       <w:start w:val="1"/>
       <w:numFmt w:val="bullet"/>
       <w:lvlText w:val="■"/>
@@ -2759,7 +2755,7 @@
         <w:ind w:left="4320" w:hanging="360"/>
       </w:pPr>
     </w:lvl>
-    <w:lvl w:ilvl="6" w15:tentative="1">
+    <w:lvl w:ilvl="6" w:tentative="1">
       <w:start w:val="1"/>
       <w:numFmt w:val="bullet"/>
       <w:lvlText w:val="●"/>
@@ -2768,7 +2764,7 @@
         <w:ind w:left="5040" w:hanging="360"/>
       </w:pPr>
     </w:lvl>
-    <w:lvl w:ilvl="7" w15:tentative="1">
+    <w:lvl w:ilvl="7" w:tentative="1">
       <w:start w:val="1"/>
       <w:numFmt w:val="bullet"/>
       <w:lvlText w:val="●"/>
@@ -2777,7 +2773,7 @@
         <w:ind w:left="5760" w:hanging="360"/>
       </w:pPr>
     </w:lvl>
-    <w:lvl w:ilvl="8" w15:tentative="1">
+    <w:lvl w:ilvl="8" w:tentative="1">
       <w:start w:val="1"/>
       <w:numFmt w:val="bullet"/>
       <w:lvlText w:val="●"/>
@@ -2808,6 +2804,25 @@
     </w:rPrDefault>
     <w:pPrDefault/>
   </w:docDefaults>
+  <w:style w:type="paragraph" w:styleId="Normal" w:default="1">
+    <w:name w:val="Normal"/>
+    <w:qFormat/>
+  </w:style>
+  <w:style w:type="table" w:styleId="TableNormal" w:default="true">
+    <w:name w:val="Normal Table"/>
+    <w:uiPriority w:val="99"/>
+    <w:semiHidden/>
+    <w:unhideWhenUsed/>
+    <w:tblPr>
+      <w:tblInd w:type="dxa" w:w="0"/>
+      <w:tblCellMar>
+        <w:top w:type="dxa" w:w="0"/>
+        <w:left w:type="dxa" w:w="108"/>
+        <w:bottom w:type="dxa" w:w="0"/>
+        <w:right w:type="dxa" w:w="108"/>
+      </w:tblCellMar>
+    </w:tblPr>
+  </w:style>
   <w:style w:type="paragraph" w:styleId="Title">
     <w:name w:val="Title"/>
     <w:basedOn w:val="Normal"/>
@@ -2895,6 +2910,139 @@
     <w:basedOn w:val="Normal"/>
     <w:qFormat/>
   </w:style>
+  <w:style w:type="paragraph" w:styleId="Caption">
+    <w:name w:val="caption"/>
+    <w:basedOn w:val="Normal"/>
+    <w:next w:val="Normal"/>
+    <w:uiPriority w:val="35"/>
+    <w:semiHidden/>
+    <w:unhideWhenUsed/>
+    <w:qFormat/>
+    <w:pPr>
+      <w:spacing w:after="200"/>
+    </w:pPr>
+    <w:rPr>
+      <w:i/>
+      <w:iCs/>
+      <w:color w:val="44546A" w:themeColor="dark2"/>
+      <w:sz w:val="18"/>
+      <w:szCs w:val="18"/>
+    </w:rPr>
+  </w:style>
+  <w:style w:type="paragraph" w:styleId="Bibliography">
+    <w:name w:val="Bibliography"/>
+    <w:basedOn w:val="Normal"/>
+    <w:next w:val="Normal"/>
+    <w:uiPriority w:val="37"/>
+    <w:unhideWhenUsed/>
+  </w:style>
+  <w:style w:type="paragraph" w:styleId="TOC1">
+    <w:name w:val="toc 1"/>
+    <w:basedOn w:val="Normal"/>
+    <w:next w:val="Normal"/>
+    <w:uiPriority w:val="39"/>
+    <w:semiHidden/>
+    <w:unhideWhenUsed/>
+    <w:pPr>
+      <w:spacing w:after="100"/>
+    </w:pPr>
+  </w:style>
+  <w:style w:type="paragraph" w:styleId="TOC2">
+    <w:name w:val="toc 2"/>
+    <w:basedOn w:val="Normal"/>
+    <w:next w:val="Normal"/>
+    <w:uiPriority w:val="39"/>
+    <w:semiHidden/>
+    <w:unhideWhenUsed/>
+    <w:pPr>
+      <w:spacing w:after="100"/>
+      <w:ind w:left="220"/>
+    </w:pPr>
+  </w:style>
+  <w:style w:type="paragraph" w:styleId="TOC3">
+    <w:name w:val="toc 3"/>
+    <w:basedOn w:val="Normal"/>
+    <w:next w:val="Normal"/>
+    <w:uiPriority w:val="39"/>
+    <w:semiHidden/>
+    <w:unhideWhenUsed/>
+    <w:pPr>
+      <w:spacing w:after="100"/>
+      <w:ind w:left="440"/>
+    </w:pPr>
+  </w:style>
+  <w:style w:type="paragraph" w:styleId="TOC4">
+    <w:name w:val="toc 4"/>
+    <w:basedOn w:val="Normal"/>
+    <w:next w:val="Normal"/>
+    <w:uiPriority w:val="39"/>
+    <w:semiHidden/>
+    <w:unhideWhenUsed/>
+    <w:pPr>
+      <w:spacing w:after="100"/>
+      <w:ind w:left="660"/>
+    </w:pPr>
+  </w:style>
+  <w:style w:type="paragraph" w:styleId="TOC5">
+    <w:name w:val="toc 5"/>
+    <w:basedOn w:val="Normal"/>
+    <w:next w:val="Normal"/>
+    <w:uiPriority w:val="39"/>
+    <w:semiHidden/>
+    <w:unhideWhenUsed/>
+    <w:pPr>
+      <w:spacing w:after="100"/>
+      <w:ind w:left="880"/>
+    </w:pPr>
+  </w:style>
+  <w:style w:type="paragraph" w:styleId="TOC6">
+    <w:name w:val="toc 6"/>
+    <w:basedOn w:val="Normal"/>
+    <w:next w:val="Normal"/>
+    <w:uiPriority w:val="39"/>
+    <w:semiHidden/>
+    <w:unhideWhenUsed/>
+    <w:pPr>
+      <w:spacing w:after="100"/>
+      <w:ind w:left="1100"/>
+    </w:pPr>
+  </w:style>
+  <w:style w:type="paragraph" w:styleId="TOC7">
+    <w:name w:val="toc 7"/>
+    <w:basedOn w:val="Normal"/>
+    <w:next w:val="Normal"/>
+    <w:uiPriority w:val="39"/>
+    <w:semiHidden/>
+    <w:unhideWhenUsed/>
+    <w:pPr>
+      <w:spacing w:after="100"/>
+      <w:ind w:left="1320"/>
+    </w:pPr>
+  </w:style>
+  <w:style w:type="paragraph" w:styleId="TOC8">
+    <w:name w:val="toc 8"/>
+    <w:basedOn w:val="Normal"/>
+    <w:next w:val="Normal"/>
+    <w:uiPriority w:val="39"/>
+    <w:semiHidden/>
+    <w:unhideWhenUsed/>
+    <w:pPr>
+      <w:spacing w:after="100"/>
+      <w:ind w:left="1540"/>
+    </w:pPr>
+  </w:style>
+  <w:style w:type="paragraph" w:styleId="TOC9">
+    <w:name w:val="toc 9"/>
+    <w:basedOn w:val="Normal"/>
+    <w:next w:val="Normal"/>
+    <w:uiPriority w:val="39"/>
+    <w:semiHidden/>
+    <w:unhideWhenUsed/>
+    <w:pPr>
+      <w:spacing w:after="100"/>
+      <w:ind w:left="1760"/>
+    </w:pPr>
+  </w:style>
   <w:style w:type="character" w:styleId="Hyperlink">
     <w:name w:val="Hyperlink"/>
     <w:basedOn w:val="DefaultParagraphFont"/>
@@ -2979,5 +3127,302 @@
       <w:szCs w:val="20"/>
     </w:rPr>
   </w:style>
+  <w:style w:type="character" w:styleId="LineNumber">
+    <w:name w:val="line number"/>
+    <w:basedOn w:val="DefaultParagraphFont"/>
+    <w:uiPriority w:val="99"/>
+    <w:semiHidden/>
+    <w:unhideWhenUsed/>
+  </w:style>
 </w:styles>
+</file>
+
+<file path=word/theme/theme1.xml><?xml version="1.0" encoding="utf-8"?>
+<a:theme xmlns:a="http://schemas.openxmlformats.org/drawingml/2006/main" name="Office Theme">
+  <a:themeElements>
+    <a:clrScheme name="Office">
+      <a:dk1>
+        <a:sysClr val="windowText" lastClr="000000"/>
+      </a:dk1>
+      <a:lt1>
+        <a:sysClr val="window" lastClr="FFFFFF"/>
+      </a:lt1>
+      <a:dk2>
+        <a:srgbClr val="44546A"/>
+      </a:dk2>
+      <a:lt2>
+        <a:srgbClr val="E7E6E6"/>
+      </a:lt2>
+      <a:accent1>
+        <a:srgbClr val="4472C4"/>
+      </a:accent1>
+      <a:accent2>
+        <a:srgbClr val="ED7D31"/>
+      </a:accent2>
+      <a:accent3>
+        <a:srgbClr val="A5A5A5"/>
+      </a:accent3>
+      <a:accent4>
+        <a:srgbClr val="FFC000"/>
+      </a:accent4>
+      <a:accent5>
+        <a:srgbClr val="5B9BD5"/>
+      </a:accent5>
+      <a:accent6>
+        <a:srgbClr val="70AD47"/>
+      </a:accent6>
+      <a:hlink>
+        <a:srgbClr val="0563C1"/>
+      </a:hlink>
+      <a:folHlink>
+        <a:srgbClr val="954F72"/>
+      </a:folHlink>
+    </a:clrScheme>
+    <a:fontScheme name="Office">
+      <a:majorFont>
+        <a:latin typeface="Calibri Light" panose="020F0302020204030204"/>
+        <a:ea typeface=""/>
+        <a:cs typeface=""/>
+        <a:font script="Jpan" typeface="游ゴシック Light"/>
+        <a:font script="Hang" typeface="맑은 고딕"/>
+        <a:font script="Hans" typeface="等线 Light"/>
+        <a:font script="Hant" typeface="新細明體"/>
+        <a:font script="Arab" typeface="Times New Roman"/>
+        <a:font script="Hebr" typeface="Times New Roman"/>
+        <a:font script="Thai" typeface="Angsana New"/>
+        <a:font script="Ethi" typeface="Nyala"/>
+        <a:font script="Beng" typeface="Vrinda"/>
+        <a:font script="Gujr" typeface="Shruti"/>
+        <a:font script="Khmr" typeface="MoolBoran"/>
+        <a:font script="Knda" typeface="Tunga"/>
+        <a:font script="Guru" typeface="Raavi"/>
+        <a:font script="Cans" typeface="Euphemia"/>
+        <a:font script="Cher" typeface="Plantagenet Cherokee"/>
+        <a:font script="Yiii" typeface="Microsoft Yi Baiti"/>
+        <a:font script="Tibt" typeface="Microsoft Himalaya"/>
+        <a:font script="Thaa" typeface="MV Boli"/>
+        <a:font script="Deva" typeface="Mangal"/>
+        <a:font script="Telu" typeface="Gautami"/>
+        <a:font script="Taml" typeface="Latha"/>
+        <a:font script="Syrc" typeface="Estrangelo Edessa"/>
+        <a:font script="Orya" typeface="Kalinga"/>
+        <a:font script="Mlym" typeface="Kartika"/>
+        <a:font script="Laoo" typeface="DokChampa"/>
+        <a:font script="Sinh" typeface="Iskoola Pota"/>
+        <a:font script="Mong" typeface="Mongolian Baiti"/>
+        <a:font script="Viet" typeface="Times New Roman"/>
+        <a:font script="Uigh" typeface="Microsoft Uighur"/>
+        <a:font script="Geor" typeface="Sylfaen"/>
+        <a:font script="Armn" typeface="Arial"/>
+        <a:font script="Bugi" typeface="Leelawadee UI"/>
+        <a:font script="Bopo" typeface="Microsoft JhengHei"/>
+        <a:font script="Java" typeface="Javanese Text"/>
+        <a:font script="Lisu" typeface="Segoe UI"/>
+        <a:font script="Mymr" typeface="Myanmar Text"/>
+        <a:font script="Nkoo" typeface="Ebrima"/>
+        <a:font script="Olck" typeface="Nirmala UI"/>
+        <a:font script="Osma" typeface="Ebrima"/>
+        <a:font script="Phag" typeface="Phagspa"/>
+        <a:font script="Syrn" typeface="Estrangelo Edessa"/>
+        <a:font script="Syrj" typeface="Estrangelo Edessa"/>
+        <a:font script="Syre" typeface="Estrangelo Edessa"/>
+        <a:font script="Sora" typeface="Nirmala UI"/>
+        <a:font script="Tale" typeface="Microsoft Tai Le"/>
+        <a:font script="Talu" typeface="Microsoft New Tai Lue"/>
+        <a:font script="Tfng" typeface="Ebrima"/>
+      </a:majorFont>
+      <a:minorFont>
+        <a:latin typeface="Calibri" panose="020F0502020204030204"/>
+        <a:ea typeface=""/>
+        <a:cs typeface=""/>
+        <a:font script="Jpan" typeface="游明朝"/>
+        <a:font script="Hang" typeface="맑은 고딕"/>
+        <a:font script="Hans" typeface="等线"/>
+        <a:font script="Hant" typeface="新細明體"/>
+        <a:font script="Arab" typeface="Arial"/>
+        <a:font script="Hebr" typeface="Arial"/>
+        <a:font script="Thai" typeface="Cordia New"/>
+        <a:font script="Ethi" typeface="Nyala"/>
+        <a:font script="Beng" typeface="Vrinda"/>
+        <a:font script="Gujr" typeface="Shruti"/>
+        <a:font script="Khmr" typeface="DaunPenh"/>
+        <a:font script="Knda" typeface="Tunga"/>
+        <a:font script="Guru" typeface="Raavi"/>
+        <a:font script="Cans" typeface="Euphemia"/>
+        <a:font script="Cher" typeface="Plantagenet Cherokee"/>
+        <a:font script="Yiii" typeface="Microsoft Yi Baiti"/>
+        <a:font script="Tibt" typeface="Microsoft Himalaya"/>
+        <a:font script="Thaa" typeface="MV Boli"/>
+        <a:font script="Deva" typeface="Mangal"/>
+        <a:font script="Telu" typeface="Gautami"/>
+        <a:font script="Taml" typeface="Latha"/>
+        <a:font script="Syrc" typeface="Estrangelo Edessa"/>
+        <a:font script="Orya" typeface="Kalinga"/>
+        <a:font script="Mlym" typeface="Kartika"/>
+        <a:font script="Laoo" typeface="DokChampa"/>
+        <a:font script="Sinh" typeface="Iskoola Pota"/>
+        <a:font script="Mong" typeface="Mongolian Baiti"/>
+        <a:font script="Viet" typeface="Arial"/>
+        <a:font script="Uigh" typeface="Microsoft Uighur"/>
+        <a:font script="Geor" typeface="Sylfaen"/>
+        <a:font script="Armn" typeface="Arial"/>
+        <a:font script="Bugi" typeface="Leelawadee UI"/>
+        <a:font script="Bopo" typeface="Microsoft JhengHei"/>
+        <a:font script="Java" typeface="Javanese Text"/>
+        <a:font script="Lisu" typeface="Segoe UI"/>
+        <a:font script="Mymr" typeface="Myanmar Text"/>
+        <a:font script="Nkoo" typeface="Ebrima"/>
+        <a:font script="Olck" typeface="Nirmala UI"/>
+        <a:font script="Osma" typeface="Ebrima"/>
+        <a:font script="Phag" typeface="Phagspa"/>
+        <a:font script="Syrn" typeface="Estrangelo Edessa"/>
+        <a:font script="Syrj" typeface="Estrangelo Edessa"/>
+        <a:font script="Syre" typeface="Estrangelo Edessa"/>
+        <a:font script="Sora" typeface="Nirmala UI"/>
+        <a:font script="Tale" typeface="Microsoft Tai Le"/>
+        <a:font script="Talu" typeface="Microsoft New Tai Lue"/>
+        <a:font script="Tfng" typeface="Ebrima"/>
+      </a:minorFont>
+    </a:fontScheme>
+    <a:fmtScheme name="Office">
+      <a:fillStyleLst>
+        <a:solidFill>
+          <a:schemeClr val="phClr"/>
+        </a:solidFill>
+        <a:gradFill rotWithShape="true">
+          <a:gsLst>
+            <a:gs pos="0">
+              <a:schemeClr val="phClr">
+                <a:lumMod val="110000"/>
+                <a:satMod val="105000"/>
+                <a:tint val="67000"/>
+              </a:schemeClr>
+            </a:gs>
+            <a:gs pos="50000">
+              <a:schemeClr val="phClr">
+                <a:lumMod val="105000"/>
+                <a:satMod val="103000"/>
+                <a:tint val="73000"/>
+              </a:schemeClr>
+            </a:gs>
+            <a:gs pos="100000">
+              <a:schemeClr val="phClr">
+                <a:lumMod val="105000"/>
+                <a:satMod val="109000"/>
+                <a:tint val="81000"/>
+              </a:schemeClr>
+            </a:gs>
+          </a:gsLst>
+          <a:lin ang="5400000" scaled="false"/>
+        </a:gradFill>
+        <a:gradFill rotWithShape="true">
+          <a:gsLst>
+            <a:gs pos="0">
+              <a:schemeClr val="phClr">
+                <a:satMod val="103000"/>
+                <a:lumMod val="102000"/>
+                <a:tint val="94000"/>
+              </a:schemeClr>
+            </a:gs>
+            <a:gs pos="50000">
+              <a:schemeClr val="phClr">
+                <a:satMod val="110000"/>
+                <a:lumMod val="100000"/>
+                <a:shade val="100000"/>
+              </a:schemeClr>
+            </a:gs>
+            <a:gs pos="100000">
+              <a:schemeClr val="phClr">
+                <a:lumMod val="99000"/>
+                <a:satMod val="120000"/>
+                <a:shade val="78000"/>
+              </a:schemeClr>
+            </a:gs>
+          </a:gsLst>
+          <a:lin ang="5400000" scaled="false"/>
+        </a:gradFill>
+      </a:fillStyleLst>
+      <a:lnStyleLst>
+        <a:ln w="6350" cap="flat" cmpd="sng" algn="ctr">
+          <a:solidFill>
+            <a:schemeClr val="phClr"/>
+          </a:solidFill>
+          <a:prstDash val="solid"/>
+          <a:miter lim="800000"/>
+        </a:ln>
+        <a:ln w="12700" cap="flat" cmpd="sng" algn="ctr">
+          <a:solidFill>
+            <a:schemeClr val="phClr"/>
+          </a:solidFill>
+          <a:prstDash val="solid"/>
+          <a:miter lim="800000"/>
+        </a:ln>
+        <a:ln w="19050" cap="flat" cmpd="sng" algn="ctr">
+          <a:solidFill>
+            <a:schemeClr val="phClr"/>
+          </a:solidFill>
+          <a:prstDash val="solid"/>
+          <a:miter lim="800000"/>
+        </a:ln>
+      </a:lnStyleLst>
+      <a:effectStyleLst>
+        <a:effectStyle>
+          <a:effectLst/>
+        </a:effectStyle>
+        <a:effectStyle>
+          <a:effectLst/>
+        </a:effectStyle>
+        <a:effectStyle>
+          <a:effectLst>
+            <a:outerShdw blurRad="57150" dist="19050" dir="5400000" algn="ctr" rotWithShape="false">
+              <a:srgbClr val="000000">
+                <a:alpha val="63000"/>
+              </a:srgbClr>
+            </a:outerShdw>
+          </a:effectLst>
+        </a:effectStyle>
+      </a:effectStyleLst>
+      <a:bgFillStyleLst>
+        <a:solidFill>
+          <a:schemeClr val="phClr"/>
+        </a:solidFill>
+        <a:solidFill>
+          <a:schemeClr val="phClr">
+            <a:tint val="95000"/>
+            <a:satMod val="170000"/>
+          </a:schemeClr>
+        </a:solidFill>
+        <a:gradFill rotWithShape="true">
+          <a:gsLst>
+            <a:gs pos="0">
+              <a:schemeClr val="phClr">
+                <a:tint val="93000"/>
+                <a:satMod val="150000"/>
+                <a:shade val="98000"/>
+                <a:lumMod val="102000"/>
+              </a:schemeClr>
+            </a:gs>
+            <a:gs pos="50000">
+              <a:schemeClr val="phClr">
+                <a:tint val="98000"/>
+                <a:satMod val="130000"/>
+                <a:shade val="90000"/>
+                <a:lumMod val="103000"/>
+              </a:schemeClr>
+            </a:gs>
+            <a:gs pos="100000">
+              <a:schemeClr val="phClr">
+                <a:shade val="63000"/>
+                <a:satMod val="120000"/>
+              </a:schemeClr>
+            </a:gs>
+          </a:gsLst>
+          <a:lin ang="5400000" scaled="false"/>
+        </a:gradFill>
+      </a:bgFillStyleLst>
+    </a:fmtScheme>
+  </a:themeElements>
+  <a:objectDefaults/>
+  <a:extraClrSchemeLst/>
+</a:theme>
 </file>
--- a/public/downloads/pre-screening-call-script.docx
+++ b/public/downloads/pre-screening-call-script.docx
@@ -1290,7 +1290,7 @@
         <w:spacing w:after="120" w:before="240"/>
       </w:pPr>
       <w:r>
-        <w:t xml:space="preserve">Voicemail</w:t>
+        <w:t xml:space="preserve">HIPAA-compliant voicemail</w:t>
       </w:r>
     </w:p>
     <w:p>
